--- a/작업일지/18주차.docx
+++ b/작업일지/18주차.docx
@@ -86,8 +86,17 @@
                 <w:rFonts w:hint="eastAsia"/>
                 <w:szCs w:val="20"/>
               </w:rPr>
-              <w:t>2022180003 김도엽</w:t>
-            </w:r>
+              <w:t xml:space="preserve">2022180003 </w:t>
+            </w:r>
+            <w:proofErr w:type="spellStart"/>
+            <w:r>
+              <w:rPr>
+                <w:rFonts w:hint="eastAsia"/>
+                <w:szCs w:val="20"/>
+              </w:rPr>
+              <w:t>김도엽</w:t>
+            </w:r>
+            <w:proofErr w:type="spellEnd"/>
             <w:r>
               <w:rPr>
                 <w:szCs w:val="20"/>
@@ -117,6 +126,7 @@
                 <w:sz w:val="22"/>
               </w:rPr>
             </w:pPr>
+            <w:proofErr w:type="spellStart"/>
             <w:r>
               <w:rPr>
                 <w:rFonts w:hint="eastAsia"/>
@@ -125,6 +135,7 @@
               </w:rPr>
               <w:t>팀명</w:t>
             </w:r>
+            <w:proofErr w:type="spellEnd"/>
           </w:p>
         </w:tc>
         <w:tc>
@@ -140,13 +151,23 @@
                 <w:szCs w:val="24"/>
               </w:rPr>
             </w:pPr>
+            <w:proofErr w:type="spellStart"/>
             <w:r>
               <w:rPr>
                 <w:rFonts w:hint="eastAsia"/>
                 <w:sz w:val="24"/>
                 <w:szCs w:val="24"/>
               </w:rPr>
-              <w:t>zl존졸작전사</w:t>
+              <w:t>zl</w:t>
+            </w:r>
+            <w:proofErr w:type="spellEnd"/>
+            <w:r>
+              <w:rPr>
+                <w:rFonts w:hint="eastAsia"/>
+                <w:sz w:val="24"/>
+                <w:szCs w:val="24"/>
+              </w:rPr>
+              <w:t>존졸작전사</w:t>
             </w:r>
           </w:p>
         </w:tc>
@@ -349,18 +370,27 @@
             <w:pPr>
               <w:jc w:val="left"/>
               <w:rPr>
-                <w:rFonts w:hint="eastAsia"/>
                 <w:b/>
                 <w:bCs/>
               </w:rPr>
             </w:pPr>
+            <w:proofErr w:type="spellStart"/>
             <w:r>
               <w:rPr>
                 <w:rFonts w:hint="eastAsia"/>
                 <w:b/>
                 <w:bCs/>
               </w:rPr>
-              <w:t xml:space="preserve">김도엽: </w:t>
+              <w:t>김도엽</w:t>
+            </w:r>
+            <w:proofErr w:type="spellEnd"/>
+            <w:r>
+              <w:rPr>
+                <w:rFonts w:hint="eastAsia"/>
+                <w:b/>
+                <w:bCs/>
+              </w:rPr>
+              <w:t xml:space="preserve">: </w:t>
             </w:r>
             <w:r>
               <w:rPr>
@@ -385,8 +415,36 @@
                 <w:b/>
                 <w:bCs/>
               </w:rPr>
-              <w:t>김나현: NPC 텍스쳐링, 리깅</w:t>
-            </w:r>
+              <w:t xml:space="preserve">김나현: NPC </w:t>
+            </w:r>
+            <w:proofErr w:type="spellStart"/>
+            <w:r>
+              <w:rPr>
+                <w:rFonts w:hint="eastAsia"/>
+                <w:b/>
+                <w:bCs/>
+              </w:rPr>
+              <w:t>텍스쳐링</w:t>
+            </w:r>
+            <w:proofErr w:type="spellEnd"/>
+            <w:r>
+              <w:rPr>
+                <w:rFonts w:hint="eastAsia"/>
+                <w:b/>
+                <w:bCs/>
+              </w:rPr>
+              <w:t xml:space="preserve">, </w:t>
+            </w:r>
+            <w:proofErr w:type="spellStart"/>
+            <w:r>
+              <w:rPr>
+                <w:rFonts w:hint="eastAsia"/>
+                <w:b/>
+                <w:bCs/>
+              </w:rPr>
+              <w:t>리깅</w:t>
+            </w:r>
+            <w:proofErr w:type="spellEnd"/>
           </w:p>
         </w:tc>
       </w:tr>
@@ -409,7 +467,7 @@
     </w:p>
     <w:p>
       <w:pPr>
-        <w:pStyle w:val="ListParagraph"/>
+        <w:pStyle w:val="a3"/>
         <w:numPr>
           <w:ilvl w:val="0"/>
           <w:numId w:val="1"/>
@@ -431,7 +489,7 @@
     </w:p>
     <w:p>
       <w:pPr>
-        <w:pStyle w:val="ListParagraph"/>
+        <w:pStyle w:val="a3"/>
         <w:numPr>
           <w:ilvl w:val="1"/>
           <w:numId w:val="1"/>
@@ -485,7 +543,7 @@
     </w:p>
     <w:p>
       <w:pPr>
-        <w:pStyle w:val="ListParagraph"/>
+        <w:pStyle w:val="a3"/>
         <w:numPr>
           <w:ilvl w:val="1"/>
           <w:numId w:val="1"/>
@@ -523,15 +581,226 @@
     </w:p>
     <w:p>
       <w:pPr>
-        <w:rPr>
-          <w:b/>
-          <w:sz w:val="22"/>
-        </w:rPr>
-      </w:pPr>
+        <w:pStyle w:val="a3"/>
+        <w:numPr>
+          <w:ilvl w:val="1"/>
+          <w:numId w:val="1"/>
+        </w:numPr>
+        <w:ind w:leftChars="0"/>
+        <w:rPr>
+          <w:b/>
+          <w:sz w:val="22"/>
+        </w:rPr>
+      </w:pPr>
+      <w:r>
+        <w:rPr>
+          <w:rFonts w:hint="eastAsia"/>
+          <w:b/>
+          <w:sz w:val="22"/>
+        </w:rPr>
+        <w:t>채널개념추가</w:t>
+      </w:r>
     </w:p>
     <w:p>
       <w:pPr>
-        <w:pStyle w:val="ListParagraph"/>
+        <w:pStyle w:val="a3"/>
+        <w:numPr>
+          <w:ilvl w:val="1"/>
+          <w:numId w:val="1"/>
+        </w:numPr>
+        <w:ind w:leftChars="0"/>
+        <w:rPr>
+          <w:b/>
+          <w:sz w:val="22"/>
+        </w:rPr>
+      </w:pPr>
+      <w:proofErr w:type="spellStart"/>
+      <w:r>
+        <w:rPr>
+          <w:rFonts w:hint="eastAsia"/>
+          <w:b/>
+          <w:sz w:val="22"/>
+        </w:rPr>
+        <w:t>같은공간처럼</w:t>
+      </w:r>
+      <w:proofErr w:type="spellEnd"/>
+      <w:r>
+        <w:rPr>
+          <w:b/>
+          <w:sz w:val="22"/>
+        </w:rPr>
+        <w:t xml:space="preserve"> 보이지만 사실 </w:t>
+      </w:r>
+      <w:proofErr w:type="spellStart"/>
+      <w:r>
+        <w:rPr>
+          <w:b/>
+          <w:sz w:val="22"/>
+        </w:rPr>
+        <w:t>다른공간인</w:t>
+      </w:r>
+      <w:proofErr w:type="spellEnd"/>
+      <w:r>
+        <w:rPr>
+          <w:b/>
+          <w:sz w:val="22"/>
+        </w:rPr>
+        <w:t xml:space="preserve"> 채널의 개념 추가</w:t>
+      </w:r>
+    </w:p>
+    <w:p>
+      <w:pPr>
+        <w:pStyle w:val="a3"/>
+        <w:numPr>
+          <w:ilvl w:val="1"/>
+          <w:numId w:val="1"/>
+        </w:numPr>
+        <w:ind w:leftChars="0"/>
+        <w:rPr>
+          <w:b/>
+          <w:sz w:val="22"/>
+        </w:rPr>
+      </w:pPr>
+      <w:proofErr w:type="spellStart"/>
+      <w:r>
+        <w:rPr>
+          <w:rFonts w:hint="eastAsia"/>
+          <w:b/>
+          <w:sz w:val="22"/>
+        </w:rPr>
+        <w:t>입장할때</w:t>
+      </w:r>
+      <w:proofErr w:type="spellEnd"/>
+      <w:r>
+        <w:rPr>
+          <w:b/>
+          <w:sz w:val="22"/>
+        </w:rPr>
+        <w:t xml:space="preserve"> </w:t>
+      </w:r>
+      <w:proofErr w:type="spellStart"/>
+      <w:r>
+        <w:rPr>
+          <w:b/>
+          <w:sz w:val="22"/>
+        </w:rPr>
+        <w:t>정할수있고</w:t>
+      </w:r>
+      <w:proofErr w:type="spellEnd"/>
+      <w:r>
+        <w:rPr>
+          <w:b/>
+          <w:sz w:val="22"/>
+        </w:rPr>
+        <w:t xml:space="preserve"> </w:t>
+      </w:r>
+      <w:proofErr w:type="spellStart"/>
+      <w:r>
+        <w:rPr>
+          <w:b/>
+          <w:sz w:val="22"/>
+        </w:rPr>
+        <w:t>인게임</w:t>
+      </w:r>
+      <w:proofErr w:type="spellEnd"/>
+      <w:r>
+        <w:rPr>
+          <w:b/>
+          <w:sz w:val="22"/>
+        </w:rPr>
+        <w:t xml:space="preserve"> 내에서도 이동가능</w:t>
+      </w:r>
+    </w:p>
+    <w:p>
+      <w:pPr>
+        <w:pStyle w:val="a3"/>
+        <w:numPr>
+          <w:ilvl w:val="1"/>
+          <w:numId w:val="1"/>
+        </w:numPr>
+        <w:ind w:leftChars="0"/>
+        <w:rPr>
+          <w:b/>
+          <w:sz w:val="22"/>
+        </w:rPr>
+      </w:pPr>
+      <w:proofErr w:type="spellStart"/>
+      <w:r>
+        <w:rPr>
+          <w:rFonts w:hint="eastAsia"/>
+          <w:b/>
+          <w:sz w:val="22"/>
+        </w:rPr>
+        <w:t>같은채널이라면</w:t>
+      </w:r>
+      <w:proofErr w:type="spellEnd"/>
+      <w:r>
+        <w:rPr>
+          <w:b/>
+          <w:sz w:val="22"/>
+        </w:rPr>
+        <w:t xml:space="preserve"> </w:t>
+      </w:r>
+      <w:proofErr w:type="spellStart"/>
+      <w:r>
+        <w:rPr>
+          <w:b/>
+          <w:sz w:val="22"/>
+        </w:rPr>
+        <w:t>서로보이고</w:t>
+      </w:r>
+      <w:proofErr w:type="spellEnd"/>
+      <w:r>
+        <w:rPr>
+          <w:b/>
+          <w:sz w:val="22"/>
+        </w:rPr>
+        <w:t xml:space="preserve"> </w:t>
+      </w:r>
+      <w:proofErr w:type="spellStart"/>
+      <w:r>
+        <w:rPr>
+          <w:b/>
+          <w:sz w:val="22"/>
+        </w:rPr>
+        <w:t>다른채널이라면</w:t>
+      </w:r>
+      <w:proofErr w:type="spellEnd"/>
+      <w:r>
+        <w:rPr>
+          <w:b/>
+          <w:sz w:val="22"/>
+        </w:rPr>
+        <w:t xml:space="preserve"> 말그대로 </w:t>
+      </w:r>
+      <w:proofErr w:type="spellStart"/>
+      <w:r>
+        <w:rPr>
+          <w:b/>
+          <w:sz w:val="22"/>
+        </w:rPr>
+        <w:t>다른공간이</w:t>
+      </w:r>
+      <w:proofErr w:type="spellEnd"/>
+      <w:r>
+        <w:rPr>
+          <w:b/>
+          <w:sz w:val="22"/>
+        </w:rPr>
+        <w:t xml:space="preserve"> 된다</w:t>
+      </w:r>
+    </w:p>
+    <w:p>
+      <w:pPr>
+        <w:rPr>
+          <w:b/>
+          <w:sz w:val="22"/>
+        </w:rPr>
+      </w:pPr>
+    </w:p>
+    <w:p>
+      <w:pPr>
+        <w:pStyle w:val="a3"/>
         <w:numPr>
           <w:ilvl w:val="0"/>
           <w:numId w:val="1"/>
@@ -542,18 +811,28 @@
           <w:sz w:val="22"/>
         </w:rPr>
       </w:pPr>
-      <w:r>
-        <w:rPr>
-          <w:rFonts w:hint="eastAsia"/>
-          <w:bCs/>
-          <w:sz w:val="22"/>
-        </w:rPr>
-        <w:t>김도엽:</w:t>
+      <w:proofErr w:type="spellStart"/>
+      <w:r>
+        <w:rPr>
+          <w:rFonts w:hint="eastAsia"/>
+          <w:bCs/>
+          <w:sz w:val="22"/>
+        </w:rPr>
+        <w:t>김도엽</w:t>
+      </w:r>
+      <w:proofErr w:type="spellEnd"/>
+      <w:r>
+        <w:rPr>
+          <w:rFonts w:hint="eastAsia"/>
+          <w:bCs/>
+          <w:sz w:val="22"/>
+        </w:rPr>
+        <w:t>:</w:t>
       </w:r>
     </w:p>
     <w:p>
       <w:pPr>
-        <w:pStyle w:val="ListParagraph"/>
+        <w:pStyle w:val="a3"/>
         <w:numPr>
           <w:ilvl w:val="1"/>
           <w:numId w:val="1"/>
@@ -567,8 +846,10 @@
       <w:r>
         <w:rPr>
           <w:bCs/>
-          <w:sz w:val="22"/>
-        </w:rPr>
+          <w:noProof/>
+          <w:sz w:val="22"/>
+        </w:rPr>
+        <w:lastRenderedPageBreak/>
         <w:drawing>
           <wp:inline distT="0" distB="0" distL="0" distR="0" wp14:anchorId="58A7530D" wp14:editId="69176FDB">
             <wp:extent cx="2743200" cy="1615096"/>
@@ -608,6 +889,7 @@
       <w:r>
         <w:rPr>
           <w:bCs/>
+          <w:noProof/>
           <w:sz w:val="22"/>
         </w:rPr>
         <w:drawing>
@@ -649,7 +931,7 @@
     </w:p>
     <w:p>
       <w:pPr>
-        <w:pStyle w:val="ListParagraph"/>
+        <w:pStyle w:val="a3"/>
         <w:numPr>
           <w:ilvl w:val="1"/>
           <w:numId w:val="1"/>
@@ -666,12 +948,30 @@
           <w:bCs/>
           <w:sz w:val="22"/>
         </w:rPr>
-        <w:t>NPR 렌더링을 위해서, Deferred 렌더링에서 쉐이더마다 후처리 단계를 다르게 그릴 수 있게 하기 위해 스텐실 버퍼를 구성 후 후처리 단계에서 스텐실 테스트 수행</w:t>
+        <w:t xml:space="preserve">NPR 렌더링을 위해서, Deferred 렌더링에서 </w:t>
+      </w:r>
+      <w:proofErr w:type="spellStart"/>
+      <w:r>
+        <w:rPr>
+          <w:rFonts w:hint="eastAsia"/>
+          <w:bCs/>
+          <w:sz w:val="22"/>
+        </w:rPr>
+        <w:t>쉐이더마다</w:t>
+      </w:r>
+      <w:proofErr w:type="spellEnd"/>
+      <w:r>
+        <w:rPr>
+          <w:rFonts w:hint="eastAsia"/>
+          <w:bCs/>
+          <w:sz w:val="22"/>
+        </w:rPr>
+        <w:t xml:space="preserve"> 후처리 단계를 다르게 그릴 수 있게 하기 위해 스텐실 버퍼를 구성 후 후처리 단계에서 스텐실 테스트 수행</w:t>
       </w:r>
     </w:p>
     <w:p>
       <w:pPr>
-        <w:pStyle w:val="ListParagraph"/>
+        <w:pStyle w:val="a3"/>
         <w:numPr>
           <w:ilvl w:val="2"/>
           <w:numId w:val="1"/>
@@ -682,18 +982,74 @@
           <w:sz w:val="22"/>
         </w:rPr>
       </w:pPr>
-      <w:r>
-        <w:rPr>
-          <w:rFonts w:hint="eastAsia"/>
-          <w:bCs/>
-          <w:sz w:val="22"/>
-        </w:rPr>
-        <w:t>쉐이더마다 0, 1, 2 ~ 의 번호를 부여해서 그 값을 OMSetStencilRef 에 적용, 후처리 단계에서 화면에서 그릴 영역만큼 후처리 쉐이더 스텐실 테스트 후 수행</w:t>
+      <w:proofErr w:type="spellStart"/>
+      <w:r>
+        <w:rPr>
+          <w:rFonts w:hint="eastAsia"/>
+          <w:bCs/>
+          <w:sz w:val="22"/>
+        </w:rPr>
+        <w:t>쉐이더마다</w:t>
+      </w:r>
+      <w:proofErr w:type="spellEnd"/>
+      <w:r>
+        <w:rPr>
+          <w:rFonts w:hint="eastAsia"/>
+          <w:bCs/>
+          <w:sz w:val="22"/>
+        </w:rPr>
+        <w:t xml:space="preserve"> 0, 1, 2 ~ 의 번호를 부여해서 그 값을 </w:t>
+      </w:r>
+      <w:proofErr w:type="spellStart"/>
+      <w:proofErr w:type="gramStart"/>
+      <w:r>
+        <w:rPr>
+          <w:rFonts w:hint="eastAsia"/>
+          <w:bCs/>
+          <w:sz w:val="22"/>
+        </w:rPr>
+        <w:t>OMSetStencilRef</w:t>
+      </w:r>
+      <w:proofErr w:type="spellEnd"/>
+      <w:r>
+        <w:rPr>
+          <w:rFonts w:hint="eastAsia"/>
+          <w:bCs/>
+          <w:sz w:val="22"/>
+        </w:rPr>
+        <w:t xml:space="preserve"> 에</w:t>
+      </w:r>
+      <w:proofErr w:type="gramEnd"/>
+      <w:r>
+        <w:rPr>
+          <w:rFonts w:hint="eastAsia"/>
+          <w:bCs/>
+          <w:sz w:val="22"/>
+        </w:rPr>
+        <w:t xml:space="preserve"> 적용, 후처리 단계에서 화면에서 그릴 영역만큼 후처리 </w:t>
+      </w:r>
+      <w:proofErr w:type="spellStart"/>
+      <w:r>
+        <w:rPr>
+          <w:rFonts w:hint="eastAsia"/>
+          <w:bCs/>
+          <w:sz w:val="22"/>
+        </w:rPr>
+        <w:t>쉐이더</w:t>
+      </w:r>
+      <w:proofErr w:type="spellEnd"/>
+      <w:r>
+        <w:rPr>
+          <w:rFonts w:hint="eastAsia"/>
+          <w:bCs/>
+          <w:sz w:val="22"/>
+        </w:rPr>
+        <w:t xml:space="preserve"> 스텐실 테스트 후 수행</w:t>
       </w:r>
     </w:p>
     <w:p>
       <w:pPr>
-        <w:pStyle w:val="ListParagraph"/>
+        <w:pStyle w:val="a3"/>
         <w:ind w:leftChars="0" w:left="1440"/>
         <w:rPr>
           <w:bCs/>
@@ -711,7 +1067,7 @@
     </w:p>
     <w:p>
       <w:pPr>
-        <w:pStyle w:val="ListParagraph"/>
+        <w:pStyle w:val="a3"/>
         <w:numPr>
           <w:ilvl w:val="0"/>
           <w:numId w:val="1"/>
@@ -728,8 +1084,54 @@
           <w:bCs/>
           <w:sz w:val="22"/>
         </w:rPr>
-        <w:t>김나현: npc 텍스쳐링, 리깅</w:t>
-      </w:r>
+        <w:t xml:space="preserve">김나현: </w:t>
+      </w:r>
+      <w:proofErr w:type="spellStart"/>
+      <w:r>
+        <w:rPr>
+          <w:rFonts w:hint="eastAsia"/>
+          <w:bCs/>
+          <w:sz w:val="22"/>
+        </w:rPr>
+        <w:t>npc</w:t>
+      </w:r>
+      <w:proofErr w:type="spellEnd"/>
+      <w:r>
+        <w:rPr>
+          <w:rFonts w:hint="eastAsia"/>
+          <w:bCs/>
+          <w:sz w:val="22"/>
+        </w:rPr>
+        <w:t xml:space="preserve"> </w:t>
+      </w:r>
+      <w:proofErr w:type="spellStart"/>
+      <w:r>
+        <w:rPr>
+          <w:rFonts w:hint="eastAsia"/>
+          <w:bCs/>
+          <w:sz w:val="22"/>
+        </w:rPr>
+        <w:t>텍스쳐링</w:t>
+      </w:r>
+      <w:proofErr w:type="spellEnd"/>
+      <w:r>
+        <w:rPr>
+          <w:rFonts w:hint="eastAsia"/>
+          <w:bCs/>
+          <w:sz w:val="22"/>
+        </w:rPr>
+        <w:t xml:space="preserve">, </w:t>
+      </w:r>
+      <w:proofErr w:type="spellStart"/>
+      <w:r>
+        <w:rPr>
+          <w:rFonts w:hint="eastAsia"/>
+          <w:bCs/>
+          <w:sz w:val="22"/>
+        </w:rPr>
+        <w:t>리깅</w:t>
+      </w:r>
+      <w:proofErr w:type="spellEnd"/>
     </w:p>
     <w:p>
       <w:pPr>
@@ -963,7 +1365,23 @@
           <w:bCs/>
           <w:sz w:val="22"/>
         </w:rPr>
-        <w:t>C4D Bodypaint view (constant shading)</w:t>
+        <w:t xml:space="preserve">C4D </w:t>
+      </w:r>
+      <w:proofErr w:type="spellStart"/>
+      <w:r>
+        <w:rPr>
+          <w:bCs/>
+          <w:sz w:val="22"/>
+        </w:rPr>
+        <w:t>Bodypaint</w:t>
+      </w:r>
+      <w:proofErr w:type="spellEnd"/>
+      <w:r>
+        <w:rPr>
+          <w:bCs/>
+          <w:sz w:val="22"/>
+        </w:rPr>
+        <w:t xml:space="preserve"> view (constant shading)</w:t>
       </w:r>
     </w:p>
     <w:p>
@@ -980,6 +1398,7 @@
           <w:noProof/>
           <w:sz w:val="22"/>
         </w:rPr>
+        <w:lastRenderedPageBreak/>
         <w:drawing>
           <wp:inline distT="0" distB="0" distL="180" distR="180" wp14:anchorId="5ADA50FD" wp14:editId="0F3D6055">
             <wp:extent cx="6645910" cy="2275840"/>
@@ -1052,7 +1471,6 @@
           <w:noProof/>
           <w:sz w:val="22"/>
         </w:rPr>
-        <w:lastRenderedPageBreak/>
         <w:drawing>
           <wp:inline distT="0" distB="0" distL="180" distR="180" wp14:anchorId="3C29EEB3" wp14:editId="7E0E8CD2">
             <wp:extent cx="2222081" cy="2021657"/>
@@ -1323,7 +1741,6 @@
           <w:p>
             <w:pPr>
               <w:rPr>
-                <w:rFonts w:hint="eastAsia"/>
                 <w:szCs w:val="20"/>
               </w:rPr>
             </w:pPr>
@@ -1332,8 +1749,17 @@
                 <w:rFonts w:hint="eastAsia"/>
                 <w:szCs w:val="20"/>
               </w:rPr>
-              <w:t>NPR 쉐이더</w:t>
-            </w:r>
+              <w:t xml:space="preserve">NPR </w:t>
+            </w:r>
+            <w:proofErr w:type="spellStart"/>
+            <w:r>
+              <w:rPr>
+                <w:rFonts w:hint="eastAsia"/>
+                <w:szCs w:val="20"/>
+              </w:rPr>
+              <w:t>쉐이더</w:t>
+            </w:r>
+            <w:proofErr w:type="spellEnd"/>
           </w:p>
         </w:tc>
       </w:tr>
@@ -1827,7 +2253,7 @@
     <w:lsdException w:name="Unresolved Mention" w:semiHidden="1" w:unhideWhenUsed="1"/>
     <w:lsdException w:name="Smart Link" w:semiHidden="1" w:unhideWhenUsed="1"/>
   </w:latentStyles>
-  <w:style w:type="paragraph" w:default="1" w:styleId="Normal">
+  <w:style w:type="paragraph" w:default="1" w:styleId="a">
     <w:name w:val="Normal"/>
     <w:qFormat/>
     <w:pPr>
@@ -1837,13 +2263,13 @@
       <w:autoSpaceDN w:val="0"/>
     </w:pPr>
   </w:style>
-  <w:style w:type="character" w:default="1" w:styleId="DefaultParagraphFont">
+  <w:style w:type="character" w:default="1" w:styleId="a0">
     <w:name w:val="Default Paragraph Font"/>
     <w:uiPriority w:val="1"/>
     <w:semiHidden/>
     <w:unhideWhenUsed/>
   </w:style>
-  <w:style w:type="table" w:default="1" w:styleId="TableNormal">
+  <w:style w:type="table" w:default="1" w:styleId="a1">
     <w:name w:val="Normal Table"/>
     <w:uiPriority w:val="99"/>
     <w:semiHidden/>
@@ -1858,7 +2284,7 @@
       </w:tblCellMar>
     </w:tblPr>
   </w:style>
-  <w:style w:type="numbering" w:default="1" w:styleId="NoList">
+  <w:style w:type="numbering" w:default="1" w:styleId="a2">
     <w:name w:val="No List"/>
     <w:uiPriority w:val="99"/>
     <w:semiHidden/>
@@ -1866,7 +2292,7 @@
   </w:style>
   <w:style w:type="table" w:customStyle="1" w:styleId="1">
     <w:name w:val="표 구분선1"/>
-    <w:basedOn w:val="TableNormal"/>
+    <w:basedOn w:val="a1"/>
     <w:uiPriority w:val="39"/>
     <w:pPr>
       <w:spacing w:after="0" w:line="240" w:lineRule="auto"/>
@@ -1882,19 +2308,19 @@
       </w:tblBorders>
     </w:tblPr>
   </w:style>
-  <w:style w:type="paragraph" w:styleId="ListParagraph">
+  <w:style w:type="paragraph" w:styleId="a3">
     <w:name w:val="List Paragraph"/>
-    <w:basedOn w:val="Normal"/>
+    <w:basedOn w:val="a"/>
     <w:uiPriority w:val="34"/>
     <w:qFormat/>
     <w:pPr>
       <w:ind w:leftChars="400" w:left="800"/>
     </w:pPr>
   </w:style>
-  <w:style w:type="paragraph" w:styleId="Header">
+  <w:style w:type="paragraph" w:styleId="a4">
     <w:name w:val="header"/>
-    <w:basedOn w:val="Normal"/>
-    <w:link w:val="HeaderChar"/>
+    <w:basedOn w:val="a"/>
+    <w:link w:val="Char"/>
     <w:uiPriority w:val="99"/>
     <w:unhideWhenUsed/>
     <w:pPr>
@@ -1905,16 +2331,16 @@
       <w:snapToGrid w:val="0"/>
     </w:pPr>
   </w:style>
-  <w:style w:type="character" w:customStyle="1" w:styleId="HeaderChar">
-    <w:name w:val="Header Char"/>
-    <w:basedOn w:val="DefaultParagraphFont"/>
-    <w:link w:val="Header"/>
+  <w:style w:type="character" w:customStyle="1" w:styleId="Char">
+    <w:name w:val="머리글 Char"/>
+    <w:basedOn w:val="a0"/>
+    <w:link w:val="a4"/>
     <w:uiPriority w:val="99"/>
   </w:style>
-  <w:style w:type="paragraph" w:styleId="Footer">
+  <w:style w:type="paragraph" w:styleId="a5">
     <w:name w:val="footer"/>
-    <w:basedOn w:val="Normal"/>
-    <w:link w:val="FooterChar"/>
+    <w:basedOn w:val="a"/>
+    <w:link w:val="Char0"/>
     <w:uiPriority w:val="99"/>
     <w:unhideWhenUsed/>
     <w:pPr>
@@ -1925,15 +2351,15 @@
       <w:snapToGrid w:val="0"/>
     </w:pPr>
   </w:style>
-  <w:style w:type="character" w:customStyle="1" w:styleId="FooterChar">
-    <w:name w:val="Footer Char"/>
-    <w:basedOn w:val="DefaultParagraphFont"/>
-    <w:link w:val="Footer"/>
+  <w:style w:type="character" w:customStyle="1" w:styleId="Char0">
+    <w:name w:val="바닥글 Char"/>
+    <w:basedOn w:val="a0"/>
+    <w:link w:val="a5"/>
     <w:uiPriority w:val="99"/>
   </w:style>
   <w:style w:type="table" w:customStyle="1" w:styleId="2">
     <w:name w:val="표 구분선2"/>
-    <w:basedOn w:val="TableNormal"/>
+    <w:basedOn w:val="a1"/>
     <w:pPr>
       <w:spacing w:after="0" w:line="240" w:lineRule="auto"/>
     </w:pPr>
@@ -1948,9 +2374,9 @@
       </w:tblBorders>
     </w:tblPr>
   </w:style>
-  <w:style w:type="character" w:styleId="Hyperlink">
+  <w:style w:type="character" w:styleId="a6">
     <w:name w:val="Hyperlink"/>
-    <w:basedOn w:val="DefaultParagraphFont"/>
+    <w:basedOn w:val="a0"/>
     <w:unhideWhenUsed/>
     <w:rPr>
       <w:color w:val="0563C1"/>
@@ -1959,7 +2385,7 @@
   </w:style>
   <w:style w:type="character" w:customStyle="1" w:styleId="10">
     <w:name w:val="확인되지 않은 멘션1"/>
-    <w:basedOn w:val="DefaultParagraphFont"/>
+    <w:basedOn w:val="a0"/>
     <w:semiHidden/>
     <w:unhideWhenUsed/>
     <w:rPr>
